--- a/data/employees/EMP093/AST-EMP093-03.docx
+++ b/data/employees/EMP093/AST-EMP093-03.docx
@@ -7,10 +7,7 @@
         <w:pStyle w:val="Heading1"/>
       </w:pPr>
       <w:r>
-        <w:rPr>
-          <w:sz w:val="36"/>
-        </w:rPr>
-        <w:t>Design specification - EMP093</w:t>
+        <w:t>Ast Emp093 03 - EMP093</w:t>
       </w:r>
     </w:p>
     <w:p>
@@ -18,130 +15,32 @@
         <w:pStyle w:val="Heading2"/>
       </w:pPr>
       <w:r>
-        <w:t>Document Metadata</w:t>
-      </w:r>
-    </w:p>
-    <w:tbl>
-      <w:tblPr>
-        <w:tblStyle w:val="TableGrid"/>
-        <w:tblW w:type="auto" w:w="0"/>
-        <w:tblLook w:firstColumn="1" w:firstRow="1" w:lastColumn="0" w:lastRow="0" w:noHBand="0" w:noVBand="1" w:val="04A0"/>
-      </w:tblPr>
-      <w:tblGrid>
-        <w:gridCol w:w="4320"/>
-        <w:gridCol w:w="4320"/>
-      </w:tblGrid>
-      <w:tr>
-        <w:tc>
-          <w:tcPr>
-            <w:tcW w:type="dxa" w:w="4320"/>
-          </w:tcPr>
-          <w:p>
-            <w:r>
-              <w:t>Author</w:t>
-            </w:r>
-          </w:p>
-        </w:tc>
-        <w:tc>
-          <w:tcPr>
-            <w:tcW w:type="dxa" w:w="4320"/>
-          </w:tcPr>
-          <w:p>
-            <w:r>
-              <w:t>Taylor Miller</w:t>
-            </w:r>
-          </w:p>
-        </w:tc>
-      </w:tr>
-      <w:tr>
-        <w:tc>
-          <w:tcPr>
-            <w:tcW w:type="dxa" w:w="4320"/>
-          </w:tcPr>
-          <w:p>
-            <w:r>
-              <w:t>Role / Department</w:t>
-            </w:r>
-          </w:p>
-        </w:tc>
-        <w:tc>
-          <w:tcPr>
-            <w:tcW w:type="dxa" w:w="4320"/>
-          </w:tcPr>
-          <w:p>
-            <w:r>
-              <w:t>Senior Engineer | Procurement</w:t>
-            </w:r>
-          </w:p>
-        </w:tc>
-      </w:tr>
-      <w:tr>
-        <w:tc>
-          <w:tcPr>
-            <w:tcW w:type="dxa" w:w="4320"/>
-          </w:tcPr>
-          <w:p>
-            <w:r>
-              <w:t>Location</w:t>
-            </w:r>
-          </w:p>
-        </w:tc>
-        <w:tc>
-          <w:tcPr>
-            <w:tcW w:type="dxa" w:w="4320"/>
-          </w:tcPr>
-          <w:p>
-            <w:r>
-              <w:t>Austin</w:t>
-            </w:r>
-          </w:p>
-        </w:tc>
-      </w:tr>
-      <w:tr>
-        <w:tc>
-          <w:tcPr>
-            <w:tcW w:type="dxa" w:w="4320"/>
-          </w:tcPr>
-          <w:p>
-            <w:r>
-              <w:t>Last Modified</w:t>
-            </w:r>
-          </w:p>
-        </w:tc>
-        <w:tc>
-          <w:tcPr>
-            <w:tcW w:type="dxa" w:w="4320"/>
-          </w:tcPr>
-          <w:p>
-            <w:r>
-              <w:t>2025-04-07</w:t>
-            </w:r>
-          </w:p>
-        </w:tc>
-      </w:tr>
-    </w:tbl>
-    <w:p/>
-    <w:p>
-      <w:pPr>
-        <w:pStyle w:val="Heading2"/>
-      </w:pPr>
-      <w:r>
-        <w:t>Specification</w:t>
+        <w:t>Page 1</w:t>
       </w:r>
     </w:p>
     <w:p>
       <w:r>
-        <w:t>Design Specification: Supplier Portal Integration</w:t>
+        <w:t>Section 1: Quarterly delivery milestones. EMP093 contributes to ast emp093 03 through recurring collaboration, clear ownership boundaries, and measurable outcomes. The team captures decisions, open issues, and handoffs so that knowledge remains discoverable for future programs.</w:t>
       </w:r>
     </w:p>
     <w:p>
       <w:r>
-        <w:t>Version: 1.2</w:t>
+        <w:t>Section 2: Data quality remediation. EMP093 contributes to ast emp093 03 through recurring collaboration, clear ownership boundaries, and measurable outcomes. The team captures decisions, open issues, and handoffs so that knowledge remains discoverable for future programs.</w:t>
       </w:r>
     </w:p>
     <w:p>
       <w:r>
-        <w:t>This specification covers the integration between the supplier self-service portal and the procurement ERP module. Vendors submit invoices via the portal; OCR parsing extracts line items and matches against purchase orders with a tolerance of +-2%.</w:t>
+        <w:t>Section 3: Data quality remediation. EMP093 contributes to ast emp093 03 through recurring collaboration, clear ownership boundaries, and measurable outcomes. The team captures decisions, open issues, and handoffs so that knowledge remains discoverable for future programs.</w:t>
+      </w:r>
+    </w:p>
+    <w:p>
+      <w:r>
+        <w:t>Section 4: Fabric semantic model planning. EMP093 contributes to ast emp093 03 through recurring collaboration, clear ownership boundaries, and measurable outcomes. The team captures decisions, open issues, and handoffs so that knowledge remains discoverable for future programs.</w:t>
+      </w:r>
+    </w:p>
+    <w:p>
+      <w:r>
+        <w:br w:type="page"/>
       </w:r>
     </w:p>
     <w:p>
@@ -149,12 +48,60 @@
         <w:pStyle w:val="Heading2"/>
       </w:pPr>
       <w:r>
-        <w:t>Author Competencies</w:t>
+        <w:t>Page 2</w:t>
       </w:r>
     </w:p>
     <w:p>
       <w:r>
-        <w:t>Kusto, TypeScript, MLOps, Fabric</w:t>
+        <w:t>Section 1: Customer escalation analysis. EMP093 contributes to ast emp093 03 through recurring collaboration, clear ownership boundaries, and measurable outcomes. The team captures decisions, open issues, and handoffs so that knowledge remains discoverable for future programs.</w:t>
+      </w:r>
+    </w:p>
+    <w:p>
+      <w:r>
+        <w:t>Section 2: Operational risk review. EMP093 contributes to ast emp093 03 through recurring collaboration, clear ownership boundaries, and measurable outcomes. The team captures decisions, open issues, and handoffs so that knowledge remains discoverable for future programs.</w:t>
+      </w:r>
+    </w:p>
+    <w:p>
+      <w:r>
+        <w:t>Section 3: Knowledge transfer and onboarding. EMP093 contributes to ast emp093 03 through recurring collaboration, clear ownership boundaries, and measurable outcomes. The team captures decisions, open issues, and handoffs so that knowledge remains discoverable for future programs.</w:t>
+      </w:r>
+    </w:p>
+    <w:p>
+      <w:r>
+        <w:t>Section 4: Knowledge transfer and onboarding. EMP093 contributes to ast emp093 03 through recurring collaboration, clear ownership boundaries, and measurable outcomes. The team captures decisions, open issues, and handoffs so that knowledge remains discoverable for future programs.</w:t>
+      </w:r>
+    </w:p>
+    <w:p>
+      <w:r>
+        <w:br w:type="page"/>
+      </w:r>
+    </w:p>
+    <w:p>
+      <w:pPr>
+        <w:pStyle w:val="Heading2"/>
+      </w:pPr>
+      <w:r>
+        <w:t>Page 3</w:t>
+      </w:r>
+    </w:p>
+    <w:p>
+      <w:r>
+        <w:t>Section 1: Automation backlog refinement. EMP093 contributes to ast emp093 03 through recurring collaboration, clear ownership boundaries, and measurable outcomes. The team captures decisions, open issues, and handoffs so that knowledge remains discoverable for future programs.</w:t>
+      </w:r>
+    </w:p>
+    <w:p>
+      <w:r>
+        <w:t>Section 2: Automation backlog refinement. EMP093 contributes to ast emp093 03 through recurring collaboration, clear ownership boundaries, and measurable outcomes. The team captures decisions, open issues, and handoffs so that knowledge remains discoverable for future programs.</w:t>
+      </w:r>
+    </w:p>
+    <w:p>
+      <w:r>
+        <w:t>Section 3: Knowledge transfer and onboarding. EMP093 contributes to ast emp093 03 through recurring collaboration, clear ownership boundaries, and measurable outcomes. The team captures decisions, open issues, and handoffs so that knowledge remains discoverable for future programs.</w:t>
+      </w:r>
+    </w:p>
+    <w:p>
+      <w:r>
+        <w:t>Section 4: Fabric semantic model planning. EMP093 contributes to ast emp093 03 through recurring collaboration, clear ownership boundaries, and measurable outcomes. The team captures decisions, open issues, and handoffs so that knowledge remains discoverable for future programs.</w:t>
       </w:r>
     </w:p>
     <w:sectPr>
